--- a/05 สารบัญ ใหม่.docx
+++ b/05 สารบัญ ใหม่.docx
@@ -2212,78 +2212,31 @@
               <w:tabs>
                 <w:tab w:val="left" w:pos="1843"/>
               </w:tabs>
-              <w:jc w:val="center"/>
-              <w:rPr>
-                <w:rFonts w:ascii="TH SarabunPSK" w:eastAsia="Calibri" w:hAnsi="TH SarabunPSK" w:cs="TH SarabunPSK"/>
-                <w:sz w:val="32"/>
-                <w:szCs w:val="32"/>
-              </w:rPr>
-            </w:pPr>
-          </w:p>
-          <w:p>
-            <w:pPr>
-              <w:tabs>
-                <w:tab w:val="left" w:pos="1843"/>
-              </w:tabs>
-              <w:jc w:val="center"/>
-              <w:rPr>
-                <w:rFonts w:ascii="TH SarabunPSK" w:eastAsia="Calibri" w:hAnsi="TH SarabunPSK" w:cs="TH SarabunPSK"/>
-                <w:sz w:val="32"/>
-                <w:szCs w:val="32"/>
-              </w:rPr>
-            </w:pPr>
-          </w:p>
-          <w:p>
-            <w:pPr>
-              <w:tabs>
-                <w:tab w:val="left" w:pos="1843"/>
-              </w:tabs>
-              <w:jc w:val="center"/>
-              <w:rPr>
-                <w:rFonts w:ascii="TH SarabunPSK" w:eastAsia="Calibri" w:hAnsi="TH SarabunPSK" w:cs="TH SarabunPSK"/>
-                <w:sz w:val="32"/>
-                <w:szCs w:val="32"/>
-              </w:rPr>
-            </w:pPr>
-          </w:p>
-          <w:p>
-            <w:pPr>
-              <w:tabs>
-                <w:tab w:val="left" w:pos="1843"/>
-              </w:tabs>
-              <w:jc w:val="center"/>
-              <w:rPr>
-                <w:rFonts w:ascii="TH SarabunPSK" w:eastAsia="Calibri" w:hAnsi="TH SarabunPSK" w:cs="TH SarabunPSK"/>
-                <w:sz w:val="32"/>
-                <w:szCs w:val="32"/>
-              </w:rPr>
-            </w:pPr>
-          </w:p>
-          <w:p>
-            <w:pPr>
-              <w:tabs>
-                <w:tab w:val="left" w:pos="1843"/>
-              </w:tabs>
-              <w:jc w:val="center"/>
-              <w:rPr>
-                <w:rFonts w:ascii="TH SarabunPSK" w:eastAsia="Calibri" w:hAnsi="TH SarabunPSK" w:cs="TH SarabunPSK"/>
-                <w:sz w:val="32"/>
-                <w:szCs w:val="32"/>
-              </w:rPr>
-            </w:pPr>
-          </w:p>
-          <w:p>
-            <w:pPr>
-              <w:tabs>
-                <w:tab w:val="left" w:pos="1843"/>
-              </w:tabs>
-              <w:jc w:val="center"/>
-              <w:rPr>
-                <w:rFonts w:ascii="TH SarabunPSK" w:eastAsia="Calibri" w:hAnsi="TH SarabunPSK" w:cs="TH SarabunPSK"/>
-                <w:sz w:val="32"/>
-                <w:szCs w:val="32"/>
-              </w:rPr>
-            </w:pPr>
+              <w:rPr>
+                <w:rFonts w:ascii="TH SarabunPSK" w:eastAsia="Calibri" w:hAnsi="TH SarabunPSK" w:cs="TH SarabunPSK"/>
+                <w:sz w:val="32"/>
+                <w:szCs w:val="32"/>
+                <w:cs/>
+              </w:rPr>
+            </w:pPr>
+            <w:r>
+              <w:rPr>
+                <w:rFonts w:ascii="TH SarabunPSK" w:eastAsia="Calibri" w:hAnsi="TH SarabunPSK" w:cs="TH SarabunPSK"/>
+                <w:sz w:val="32"/>
+                <w:szCs w:val="32"/>
+                <w:cs/>
+              </w:rPr>
+              <w:t xml:space="preserve">3.1 ระยะที่ 1 </w:t>
+            </w:r>
+            <w:r>
+              <w:rPr>
+                <w:rFonts w:ascii="TH SarabunPSK" w:hAnsi="TH SarabunPSK" w:cs="TH SarabunPSK"/>
+                <w:sz w:val="32"/>
+                <w:szCs w:val="32"/>
+                <w:cs/>
+              </w:rPr>
+              <w:t>ออกแบบการพัฒนาระบบผู้ช่วยแบบตัวแทนเชิงปัญญาประดิษฐ์สำหรับองค์กร</w:t>
+            </w:r>
           </w:p>
         </w:tc>
         <w:tc>
@@ -2303,6 +2256,23 @@
                 <w:cs/>
               </w:rPr>
             </w:pPr>
+            <w:r>
+              <w:rPr>
+                <w:rFonts w:ascii="TH SarabunPSK" w:eastAsia="Calibri" w:hAnsi="TH SarabunPSK" w:cs="TH SarabunPSK"/>
+                <w:sz w:val="32"/>
+                <w:szCs w:val="32"/>
+                <w:cs/>
+              </w:rPr>
+              <w:t>4</w:t>
+            </w:r>
+            <w:r>
+              <w:rPr>
+                <w:rFonts w:ascii="TH SarabunPSK" w:eastAsia="Calibri" w:hAnsi="TH SarabunPSK" w:cs="TH SarabunPSK"/>
+                <w:sz w:val="32"/>
+                <w:szCs w:val="32"/>
+              </w:rPr>
+              <w:t>1</w:t>
+            </w:r>
           </w:p>
         </w:tc>
       </w:tr>
@@ -2329,6 +2299,162 @@
           <w:tcPr>
             <w:tcW w:w="7088" w:type="dxa"/>
             <w:gridSpan w:val="2"/>
+          </w:tcPr>
+          <w:p>
+            <w:pPr>
+              <w:tabs>
+                <w:tab w:val="left" w:pos="1843"/>
+              </w:tabs>
+              <w:rPr>
+                <w:rFonts w:ascii="TH SarabunPSK" w:eastAsia="Calibri" w:hAnsi="TH SarabunPSK" w:cs="TH SarabunPSK"/>
+                <w:sz w:val="32"/>
+                <w:szCs w:val="32"/>
+                <w:cs/>
+              </w:rPr>
+            </w:pPr>
+            <w:r>
+              <w:rPr>
+                <w:rFonts w:ascii="TH SarabunPSK" w:eastAsia="Calibri" w:hAnsi="TH SarabunPSK" w:cs="TH SarabunPSK"/>
+                <w:sz w:val="32"/>
+                <w:szCs w:val="32"/>
+                <w:cs/>
+              </w:rPr>
+              <w:t xml:space="preserve">3.2 </w:t>
+            </w:r>
+            <w:r>
+              <w:rPr>
+                <w:rFonts w:ascii="TH SarabunPSK" w:eastAsia="Calibri" w:hAnsi="TH SarabunPSK" w:cs="TH SarabunPSK"/>
+                <w:sz w:val="32"/>
+                <w:szCs w:val="32"/>
+                <w:cs/>
+              </w:rPr>
+              <w:t>ระยะที่ 2 หาประสิทธิภาพของระบบการพัฒนาระบบผู้ช่วยแบบตัวแทนเชิงปัญญาประดิษฐ์สำหรับองค์กร</w:t>
+            </w:r>
+          </w:p>
+        </w:tc>
+        <w:tc>
+          <w:tcPr>
+            <w:tcW w:w="646" w:type="dxa"/>
+          </w:tcPr>
+          <w:p>
+            <w:pPr>
+              <w:tabs>
+                <w:tab w:val="left" w:pos="1843"/>
+              </w:tabs>
+              <w:jc w:val="right"/>
+              <w:rPr>
+                <w:rFonts w:ascii="TH SarabunPSK" w:eastAsia="Calibri" w:hAnsi="TH SarabunPSK" w:cs="TH SarabunPSK"/>
+                <w:sz w:val="32"/>
+                <w:szCs w:val="32"/>
+              </w:rPr>
+            </w:pPr>
+            <w:r>
+              <w:rPr>
+                <w:rFonts w:ascii="TH SarabunPSK" w:eastAsia="Calibri" w:hAnsi="TH SarabunPSK" w:cs="TH SarabunPSK"/>
+                <w:sz w:val="32"/>
+                <w:szCs w:val="32"/>
+                <w:cs/>
+              </w:rPr>
+              <w:t>88</w:t>
+            </w:r>
+          </w:p>
+        </w:tc>
+      </w:tr>
+      <w:tr>
+        <w:tc>
+          <w:tcPr>
+            <w:tcW w:w="562" w:type="dxa"/>
+          </w:tcPr>
+          <w:p>
+            <w:pPr>
+              <w:tabs>
+                <w:tab w:val="left" w:pos="1843"/>
+              </w:tabs>
+              <w:rPr>
+                <w:rFonts w:ascii="TH SarabunPSK" w:eastAsia="Calibri" w:hAnsi="TH SarabunPSK" w:cs="TH SarabunPSK"/>
+                <w:sz w:val="32"/>
+                <w:szCs w:val="32"/>
+                <w:cs/>
+              </w:rPr>
+            </w:pPr>
+          </w:p>
+        </w:tc>
+        <w:tc>
+          <w:tcPr>
+            <w:tcW w:w="7088" w:type="dxa"/>
+            <w:gridSpan w:val="2"/>
+          </w:tcPr>
+          <w:p>
+            <w:pPr>
+              <w:tabs>
+                <w:tab w:val="left" w:pos="4536"/>
+              </w:tabs>
+              <w:jc w:val="center"/>
+              <w:rPr>
+                <w:rFonts w:ascii="TH SarabunPSK" w:eastAsia="Calibri" w:hAnsi="TH SarabunPSK" w:cs="TH SarabunPSK"/>
+                <w:sz w:val="32"/>
+                <w:szCs w:val="32"/>
+              </w:rPr>
+            </w:pPr>
+          </w:p>
+          <w:p>
+            <w:pPr>
+              <w:tabs>
+                <w:tab w:val="left" w:pos="4536"/>
+              </w:tabs>
+              <w:jc w:val="center"/>
+              <w:rPr>
+                <w:rFonts w:ascii="TH SarabunPSK" w:eastAsia="Calibri" w:hAnsi="TH SarabunPSK" w:cs="TH SarabunPSK"/>
+                <w:sz w:val="32"/>
+                <w:szCs w:val="32"/>
+                <w:cs/>
+              </w:rPr>
+            </w:pPr>
+          </w:p>
+        </w:tc>
+        <w:tc>
+          <w:tcPr>
+            <w:tcW w:w="646" w:type="dxa"/>
+          </w:tcPr>
+          <w:p>
+            <w:pPr>
+              <w:tabs>
+                <w:tab w:val="left" w:pos="1843"/>
+              </w:tabs>
+              <w:jc w:val="right"/>
+              <w:rPr>
+                <w:rFonts w:ascii="TH SarabunPSK" w:eastAsia="Calibri" w:hAnsi="TH SarabunPSK" w:cs="TH SarabunPSK"/>
+                <w:sz w:val="32"/>
+                <w:szCs w:val="32"/>
+                <w:cs/>
+              </w:rPr>
+            </w:pPr>
+          </w:p>
+        </w:tc>
+      </w:tr>
+      <w:tr>
+        <w:tc>
+          <w:tcPr>
+            <w:tcW w:w="988" w:type="dxa"/>
+            <w:gridSpan w:val="2"/>
+          </w:tcPr>
+          <w:p>
+            <w:pPr>
+              <w:tabs>
+                <w:tab w:val="left" w:pos="1843"/>
+              </w:tabs>
+              <w:jc w:val="both"/>
+              <w:rPr>
+                <w:rFonts w:ascii="TH SarabunPSK" w:eastAsia="Calibri" w:hAnsi="TH SarabunPSK" w:cs="TH SarabunPSK"/>
+                <w:sz w:val="32"/>
+                <w:szCs w:val="32"/>
+              </w:rPr>
+            </w:pPr>
+          </w:p>
+        </w:tc>
+        <w:tc>
+          <w:tcPr>
+            <w:tcW w:w="6662" w:type="dxa"/>
           </w:tcPr>
           <w:p>
             <w:pPr>
@@ -2391,8 +2517,9 @@
             <w:pPr>
               <w:tabs>
                 <w:tab w:val="left" w:pos="1843"/>
-              </w:tabs>
-              <w:jc w:val="center"/>
+                <w:tab w:val="left" w:pos="4536"/>
+              </w:tabs>
+              <w:jc w:val="right"/>
               <w:rPr>
                 <w:rFonts w:ascii="TH SarabunPSK" w:eastAsia="Calibri" w:hAnsi="TH SarabunPSK" w:cs="TH SarabunPSK"/>
                 <w:sz w:val="32"/>
@@ -2416,66 +2543,6 @@
                 <w:rFonts w:ascii="TH SarabunPSK" w:eastAsia="Calibri" w:hAnsi="TH SarabunPSK" w:cs="TH SarabunPSK"/>
                 <w:sz w:val="32"/>
                 <w:szCs w:val="32"/>
-                <w:cs/>
-              </w:rPr>
-            </w:pPr>
-          </w:p>
-        </w:tc>
-      </w:tr>
-      <w:tr>
-        <w:tc>
-          <w:tcPr>
-            <w:tcW w:w="988" w:type="dxa"/>
-            <w:gridSpan w:val="2"/>
-          </w:tcPr>
-          <w:p>
-            <w:pPr>
-              <w:tabs>
-                <w:tab w:val="left" w:pos="1843"/>
-              </w:tabs>
-              <w:jc w:val="both"/>
-              <w:rPr>
-                <w:rFonts w:ascii="TH SarabunPSK" w:eastAsia="Calibri" w:hAnsi="TH SarabunPSK" w:cs="TH SarabunPSK"/>
-                <w:sz w:val="32"/>
-                <w:szCs w:val="32"/>
-              </w:rPr>
-            </w:pPr>
-          </w:p>
-        </w:tc>
-        <w:tc>
-          <w:tcPr>
-            <w:tcW w:w="6662" w:type="dxa"/>
-          </w:tcPr>
-          <w:p>
-            <w:pPr>
-              <w:tabs>
-                <w:tab w:val="left" w:pos="1843"/>
-                <w:tab w:val="left" w:pos="4536"/>
-              </w:tabs>
-              <w:jc w:val="right"/>
-              <w:rPr>
-                <w:rFonts w:ascii="TH SarabunPSK" w:eastAsia="Calibri" w:hAnsi="TH SarabunPSK" w:cs="TH SarabunPSK"/>
-                <w:sz w:val="32"/>
-                <w:szCs w:val="32"/>
-                <w:cs/>
-              </w:rPr>
-            </w:pPr>
-          </w:p>
-        </w:tc>
-        <w:tc>
-          <w:tcPr>
-            <w:tcW w:w="646" w:type="dxa"/>
-          </w:tcPr>
-          <w:p>
-            <w:pPr>
-              <w:tabs>
-                <w:tab w:val="left" w:pos="1843"/>
-              </w:tabs>
-              <w:jc w:val="right"/>
-              <w:rPr>
-                <w:rFonts w:ascii="TH SarabunPSK" w:eastAsia="Calibri" w:hAnsi="TH SarabunPSK" w:cs="TH SarabunPSK"/>
-                <w:sz w:val="32"/>
-                <w:szCs w:val="32"/>
               </w:rPr>
             </w:pPr>
             <w:r>
@@ -2486,183 +2553,6 @@
                 <w:cs/>
               </w:rPr>
               <w:t>หน้า</w:t>
-            </w:r>
-          </w:p>
-        </w:tc>
-      </w:tr>
-      <w:tr>
-        <w:tc>
-          <w:tcPr>
-            <w:tcW w:w="562" w:type="dxa"/>
-          </w:tcPr>
-          <w:p>
-            <w:pPr>
-              <w:tabs>
-                <w:tab w:val="left" w:pos="1843"/>
-              </w:tabs>
-              <w:rPr>
-                <w:rFonts w:ascii="TH SarabunPSK" w:eastAsia="Calibri" w:hAnsi="TH SarabunPSK" w:cs="TH SarabunPSK"/>
-                <w:sz w:val="32"/>
-                <w:szCs w:val="32"/>
-                <w:cs/>
-              </w:rPr>
-            </w:pPr>
-          </w:p>
-        </w:tc>
-        <w:tc>
-          <w:tcPr>
-            <w:tcW w:w="7088" w:type="dxa"/>
-            <w:gridSpan w:val="2"/>
-          </w:tcPr>
-          <w:p>
-            <w:pPr>
-              <w:tabs>
-                <w:tab w:val="left" w:pos="1843"/>
-              </w:tabs>
-              <w:rPr>
-                <w:rFonts w:ascii="TH SarabunPSK" w:eastAsia="Calibri" w:hAnsi="TH SarabunPSK" w:cs="TH SarabunPSK"/>
-                <w:sz w:val="32"/>
-                <w:szCs w:val="32"/>
-                <w:cs/>
-              </w:rPr>
-            </w:pPr>
-            <w:r>
-              <w:rPr>
-                <w:rFonts w:ascii="TH SarabunPSK" w:eastAsia="Calibri" w:hAnsi="TH SarabunPSK" w:cs="TH SarabunPSK"/>
-                <w:sz w:val="32"/>
-                <w:szCs w:val="32"/>
-                <w:cs/>
-              </w:rPr>
-              <w:t xml:space="preserve">3.1 ระยะที่ 1 </w:t>
-            </w:r>
-            <w:r>
-              <w:rPr>
-                <w:rFonts w:ascii="TH SarabunPSK" w:hAnsi="TH SarabunPSK" w:cs="TH SarabunPSK"/>
-                <w:sz w:val="32"/>
-                <w:szCs w:val="32"/>
-                <w:cs/>
-              </w:rPr>
-              <w:t>ออกแบบการพัฒนาระบบผู้ช่วยแบบตัวแทนเชิงปัญญาประดิษฐ์สำหรับองค์กร</w:t>
-            </w:r>
-          </w:p>
-        </w:tc>
-        <w:tc>
-          <w:tcPr>
-            <w:tcW w:w="646" w:type="dxa"/>
-          </w:tcPr>
-          <w:p>
-            <w:pPr>
-              <w:tabs>
-                <w:tab w:val="left" w:pos="1843"/>
-              </w:tabs>
-              <w:jc w:val="right"/>
-              <w:rPr>
-                <w:rFonts w:ascii="TH SarabunPSK" w:eastAsia="Calibri" w:hAnsi="TH SarabunPSK" w:cs="TH SarabunPSK"/>
-                <w:sz w:val="32"/>
-                <w:szCs w:val="32"/>
-                <w:cs/>
-              </w:rPr>
-            </w:pPr>
-            <w:r>
-              <w:rPr>
-                <w:rFonts w:ascii="TH SarabunPSK" w:eastAsia="Calibri" w:hAnsi="TH SarabunPSK" w:cs="TH SarabunPSK"/>
-                <w:sz w:val="32"/>
-                <w:szCs w:val="32"/>
-                <w:cs/>
-              </w:rPr>
-              <w:t>4</w:t>
-            </w:r>
-            <w:r>
-              <w:rPr>
-                <w:rFonts w:ascii="TH SarabunPSK" w:eastAsia="Calibri" w:hAnsi="TH SarabunPSK" w:cs="TH SarabunPSK"/>
-                <w:sz w:val="32"/>
-                <w:szCs w:val="32"/>
-              </w:rPr>
-              <w:t>1</w:t>
-            </w:r>
-          </w:p>
-        </w:tc>
-      </w:tr>
-      <w:tr>
-        <w:tc>
-          <w:tcPr>
-            <w:tcW w:w="562" w:type="dxa"/>
-          </w:tcPr>
-          <w:p>
-            <w:pPr>
-              <w:tabs>
-                <w:tab w:val="left" w:pos="1843"/>
-              </w:tabs>
-              <w:rPr>
-                <w:rFonts w:ascii="TH SarabunPSK" w:eastAsia="Calibri" w:hAnsi="TH SarabunPSK" w:cs="TH SarabunPSK"/>
-                <w:sz w:val="32"/>
-                <w:szCs w:val="32"/>
-                <w:cs/>
-              </w:rPr>
-            </w:pPr>
-          </w:p>
-        </w:tc>
-        <w:tc>
-          <w:tcPr>
-            <w:tcW w:w="7088" w:type="dxa"/>
-            <w:gridSpan w:val="2"/>
-          </w:tcPr>
-          <w:p>
-            <w:pPr>
-              <w:tabs>
-                <w:tab w:val="left" w:pos="1843"/>
-              </w:tabs>
-              <w:rPr>
-                <w:rFonts w:ascii="TH SarabunPSK" w:eastAsia="Calibri" w:hAnsi="TH SarabunPSK" w:cs="TH SarabunPSK"/>
-                <w:sz w:val="32"/>
-                <w:szCs w:val="32"/>
-                <w:cs/>
-              </w:rPr>
-            </w:pPr>
-            <w:r>
-              <w:rPr>
-                <w:rFonts w:ascii="TH SarabunPSK" w:eastAsia="Calibri" w:hAnsi="TH SarabunPSK" w:cs="TH SarabunPSK"/>
-                <w:sz w:val="32"/>
-                <w:szCs w:val="32"/>
-                <w:cs/>
-              </w:rPr>
-              <w:t xml:space="preserve">3.2 </w:t>
-            </w:r>
-            <w:r>
-              <w:rPr>
-                <w:rFonts w:ascii="TH SarabunPSK" w:eastAsia="Calibri" w:hAnsi="TH SarabunPSK" w:cs="TH SarabunPSK"/>
-                <w:sz w:val="32"/>
-                <w:szCs w:val="32"/>
-                <w:cs/>
-              </w:rPr>
-              <w:t>ระยะที่ 2 หาประสิทธิภาพของระบบการพัฒนาระบบผู้ช่วยแบบตัวแทนเชิงปัญญาประดิษฐ์สำหรับองค์กร</w:t>
-            </w:r>
-          </w:p>
-        </w:tc>
-        <w:tc>
-          <w:tcPr>
-            <w:tcW w:w="646" w:type="dxa"/>
-          </w:tcPr>
-          <w:p>
-            <w:pPr>
-              <w:tabs>
-                <w:tab w:val="left" w:pos="1843"/>
-              </w:tabs>
-              <w:jc w:val="right"/>
-              <w:rPr>
-                <w:rFonts w:ascii="TH SarabunPSK" w:eastAsia="Calibri" w:hAnsi="TH SarabunPSK" w:cs="TH SarabunPSK"/>
-                <w:sz w:val="32"/>
-                <w:szCs w:val="32"/>
-              </w:rPr>
-            </w:pPr>
-            <w:r>
-              <w:rPr>
-                <w:rFonts w:ascii="TH SarabunPSK" w:eastAsia="Calibri" w:hAnsi="TH SarabunPSK" w:cs="TH SarabunPSK"/>
-                <w:sz w:val="32"/>
-                <w:szCs w:val="32"/>
-                <w:cs/>
-              </w:rPr>
-              <w:t>88</w:t>
             </w:r>
           </w:p>
         </w:tc>

--- a/05 สารบัญ ใหม่.docx
+++ b/05 สารบัญ ใหม่.docx
@@ -2343,19 +2343,28 @@
               </w:tabs>
               <w:jc w:val="right"/>
               <w:rPr>
-                <w:rFonts w:ascii="TH SarabunPSK" w:eastAsia="Calibri" w:hAnsi="TH SarabunPSK" w:cs="TH SarabunPSK"/>
-                <w:sz w:val="32"/>
-                <w:szCs w:val="32"/>
-              </w:rPr>
-            </w:pPr>
-            <w:r>
-              <w:rPr>
-                <w:rFonts w:ascii="TH SarabunPSK" w:eastAsia="Calibri" w:hAnsi="TH SarabunPSK" w:cs="TH SarabunPSK"/>
-                <w:sz w:val="32"/>
-                <w:szCs w:val="32"/>
-                <w:cs/>
-              </w:rPr>
-              <w:t>88</w:t>
+                <w:rFonts w:ascii="TH SarabunPSK" w:eastAsia="Calibri" w:hAnsi="TH SarabunPSK" w:cs="TH SarabunPSK" w:hint="cs"/>
+                <w:sz w:val="32"/>
+                <w:szCs w:val="32"/>
+              </w:rPr>
+            </w:pPr>
+            <w:r>
+              <w:rPr>
+                <w:rFonts w:ascii="TH SarabunPSK" w:eastAsia="Calibri" w:hAnsi="TH SarabunPSK" w:cs="TH SarabunPSK"/>
+                <w:sz w:val="32"/>
+                <w:szCs w:val="32"/>
+                <w:cs/>
+              </w:rPr>
+              <w:t>8</w:t>
+            </w:r>
+            <w:r>
+              <w:rPr>
+                <w:rFonts w:ascii="TH SarabunPSK" w:eastAsia="Calibri" w:hAnsi="TH SarabunPSK" w:cs="TH SarabunPSK" w:hint="cs"/>
+                <w:sz w:val="32"/>
+                <w:szCs w:val="32"/>
+                <w:cs/>
+              </w:rPr>
+              <w:t>0</w:t>
             </w:r>
           </w:p>
         </w:tc>
@@ -2648,12 +2657,12 @@
             </w:pPr>
             <w:r>
               <w:rPr>
-                <w:rFonts w:ascii="TH SarabunPSK" w:eastAsia="Calibri" w:hAnsi="TH SarabunPSK" w:cs="TH SarabunPSK"/>
-                <w:sz w:val="32"/>
-                <w:szCs w:val="32"/>
-                <w:cs/>
-              </w:rPr>
-              <w:t>90</w:t>
+                <w:rFonts w:ascii="TH SarabunPSK" w:eastAsia="Calibri" w:hAnsi="TH SarabunPSK" w:cs="TH SarabunPSK" w:hint="cs"/>
+                <w:sz w:val="32"/>
+                <w:szCs w:val="32"/>
+                <w:cs/>
+              </w:rPr>
+              <w:t>82</w:t>
             </w:r>
           </w:p>
         </w:tc>
@@ -2698,19 +2707,19 @@
               </w:tabs>
               <w:jc w:val="right"/>
               <w:rPr>
-                <w:rFonts w:ascii="TH SarabunPSK" w:eastAsia="Calibri" w:hAnsi="TH SarabunPSK" w:cs="TH SarabunPSK"/>
-                <w:sz w:val="32"/>
-                <w:szCs w:val="32"/>
-              </w:rPr>
-            </w:pPr>
-            <w:r>
-              <w:rPr>
-                <w:rFonts w:ascii="TH SarabunPSK" w:eastAsia="Calibri" w:hAnsi="TH SarabunPSK" w:cs="TH SarabunPSK"/>
-                <w:sz w:val="32"/>
-                <w:szCs w:val="32"/>
-                <w:cs/>
-              </w:rPr>
-              <w:t>93</w:t>
+                <w:rFonts w:ascii="TH SarabunPSK" w:eastAsia="Calibri" w:hAnsi="TH SarabunPSK" w:cs="TH SarabunPSK" w:hint="cs"/>
+                <w:sz w:val="32"/>
+                <w:szCs w:val="32"/>
+              </w:rPr>
+            </w:pPr>
+            <w:r>
+              <w:rPr>
+                <w:rFonts w:ascii="TH SarabunPSK" w:eastAsia="Calibri" w:hAnsi="TH SarabunPSK" w:cs="TH SarabunPSK" w:hint="cs"/>
+                <w:sz w:val="32"/>
+                <w:szCs w:val="32"/>
+                <w:cs/>
+              </w:rPr>
+              <w:t>85</w:t>
             </w:r>
           </w:p>
         </w:tc>
@@ -2773,19 +2782,19 @@
               </w:tabs>
               <w:jc w:val="right"/>
               <w:rPr>
-                <w:rFonts w:ascii="TH SarabunPSK" w:eastAsia="Calibri" w:hAnsi="TH SarabunPSK" w:cs="TH SarabunPSK"/>
-                <w:sz w:val="32"/>
-                <w:szCs w:val="32"/>
-              </w:rPr>
-            </w:pPr>
-            <w:r>
-              <w:rPr>
-                <w:rFonts w:ascii="TH SarabunPSK" w:eastAsia="Calibri" w:hAnsi="TH SarabunPSK" w:cs="TH SarabunPSK"/>
-                <w:sz w:val="32"/>
-                <w:szCs w:val="32"/>
-                <w:cs/>
-              </w:rPr>
-              <w:t>93</w:t>
+                <w:rFonts w:ascii="TH SarabunPSK" w:eastAsia="Calibri" w:hAnsi="TH SarabunPSK" w:cs="TH SarabunPSK" w:hint="cs"/>
+                <w:sz w:val="32"/>
+                <w:szCs w:val="32"/>
+              </w:rPr>
+            </w:pPr>
+            <w:r>
+              <w:rPr>
+                <w:rFonts w:ascii="TH SarabunPSK" w:eastAsia="Calibri" w:hAnsi="TH SarabunPSK" w:cs="TH SarabunPSK" w:hint="cs"/>
+                <w:sz w:val="32"/>
+                <w:szCs w:val="32"/>
+                <w:cs/>
+              </w:rPr>
+              <w:t>85</w:t>
             </w:r>
           </w:p>
         </w:tc>
@@ -2848,19 +2857,28 @@
               </w:tabs>
               <w:jc w:val="right"/>
               <w:rPr>
-                <w:rFonts w:ascii="TH SarabunPSK" w:eastAsia="Calibri" w:hAnsi="TH SarabunPSK" w:cs="TH SarabunPSK"/>
-                <w:sz w:val="32"/>
-                <w:szCs w:val="32"/>
-              </w:rPr>
-            </w:pPr>
-            <w:r>
-              <w:rPr>
-                <w:rFonts w:ascii="TH SarabunPSK" w:eastAsia="Calibri" w:hAnsi="TH SarabunPSK" w:cs="TH SarabunPSK"/>
-                <w:sz w:val="32"/>
-                <w:szCs w:val="32"/>
-                <w:cs/>
-              </w:rPr>
-              <w:t>108</w:t>
+                <w:rFonts w:ascii="TH SarabunPSK" w:eastAsia="Calibri" w:hAnsi="TH SarabunPSK" w:cs="TH SarabunPSK" w:hint="cs"/>
+                <w:sz w:val="32"/>
+                <w:szCs w:val="32"/>
+              </w:rPr>
+            </w:pPr>
+            <w:r>
+              <w:rPr>
+                <w:rFonts w:ascii="TH SarabunPSK" w:eastAsia="Calibri" w:hAnsi="TH SarabunPSK" w:cs="TH SarabunPSK"/>
+                <w:sz w:val="32"/>
+                <w:szCs w:val="32"/>
+                <w:cs/>
+              </w:rPr>
+              <w:t>10</w:t>
+            </w:r>
+            <w:r>
+              <w:rPr>
+                <w:rFonts w:ascii="TH SarabunPSK" w:eastAsia="Calibri" w:hAnsi="TH SarabunPSK" w:cs="TH SarabunPSK" w:hint="cs"/>
+                <w:sz w:val="32"/>
+                <w:szCs w:val="32"/>
+                <w:cs/>
+              </w:rPr>
+              <w:t>0</w:t>
             </w:r>
           </w:p>
         </w:tc>
@@ -2956,12 +2974,12 @@
             </w:pPr>
             <w:r>
               <w:rPr>
-                <w:rFonts w:ascii="TH SarabunPSK" w:eastAsia="Calibri" w:hAnsi="TH SarabunPSK" w:cs="TH SarabunPSK"/>
-                <w:sz w:val="32"/>
-                <w:szCs w:val="32"/>
-                <w:cs/>
-              </w:rPr>
-              <w:t>112</w:t>
+                <w:rFonts w:ascii="TH SarabunPSK" w:eastAsia="Calibri" w:hAnsi="TH SarabunPSK" w:cs="TH SarabunPSK" w:hint="cs"/>
+                <w:sz w:val="32"/>
+                <w:szCs w:val="32"/>
+                <w:cs/>
+              </w:rPr>
+              <w:t>104</w:t>
             </w:r>
           </w:p>
         </w:tc>
@@ -3006,19 +3024,28 @@
               </w:tabs>
               <w:jc w:val="right"/>
               <w:rPr>
-                <w:rFonts w:ascii="TH SarabunPSK" w:eastAsia="Calibri" w:hAnsi="TH SarabunPSK" w:cs="TH SarabunPSK"/>
-                <w:sz w:val="32"/>
-                <w:szCs w:val="32"/>
-              </w:rPr>
-            </w:pPr>
-            <w:r>
-              <w:rPr>
-                <w:rFonts w:ascii="TH SarabunPSK" w:eastAsia="Calibri" w:hAnsi="TH SarabunPSK" w:cs="TH SarabunPSK"/>
-                <w:sz w:val="32"/>
-                <w:szCs w:val="32"/>
-                <w:cs/>
-              </w:rPr>
-              <w:t>114</w:t>
+                <w:rFonts w:ascii="TH SarabunPSK" w:eastAsia="Calibri" w:hAnsi="TH SarabunPSK" w:cs="TH SarabunPSK" w:hint="cs"/>
+                <w:sz w:val="32"/>
+                <w:szCs w:val="32"/>
+              </w:rPr>
+            </w:pPr>
+            <w:r>
+              <w:rPr>
+                <w:rFonts w:ascii="TH SarabunPSK" w:eastAsia="Calibri" w:hAnsi="TH SarabunPSK" w:cs="TH SarabunPSK"/>
+                <w:sz w:val="32"/>
+                <w:szCs w:val="32"/>
+                <w:cs/>
+              </w:rPr>
+              <w:t>1</w:t>
+            </w:r>
+            <w:r>
+              <w:rPr>
+                <w:rFonts w:ascii="TH SarabunPSK" w:eastAsia="Calibri" w:hAnsi="TH SarabunPSK" w:cs="TH SarabunPSK" w:hint="cs"/>
+                <w:sz w:val="32"/>
+                <w:szCs w:val="32"/>
+                <w:cs/>
+              </w:rPr>
+              <w:t>06</w:t>
             </w:r>
           </w:p>
         </w:tc>
@@ -3090,19 +3117,28 @@
               </w:tabs>
               <w:jc w:val="right"/>
               <w:rPr>
-                <w:rFonts w:ascii="TH SarabunPSK" w:eastAsia="Calibri" w:hAnsi="TH SarabunPSK" w:cs="TH SarabunPSK"/>
-                <w:sz w:val="32"/>
-                <w:szCs w:val="32"/>
-              </w:rPr>
-            </w:pPr>
-            <w:r>
-              <w:rPr>
-                <w:rFonts w:ascii="TH SarabunPSK" w:eastAsia="Calibri" w:hAnsi="TH SarabunPSK" w:cs="TH SarabunPSK"/>
-                <w:sz w:val="32"/>
-                <w:szCs w:val="32"/>
-                <w:cs/>
-              </w:rPr>
-              <w:t>114</w:t>
+                <w:rFonts w:ascii="TH SarabunPSK" w:eastAsia="Calibri" w:hAnsi="TH SarabunPSK" w:cs="TH SarabunPSK" w:hint="cs"/>
+                <w:sz w:val="32"/>
+                <w:szCs w:val="32"/>
+              </w:rPr>
+            </w:pPr>
+            <w:r>
+              <w:rPr>
+                <w:rFonts w:ascii="TH SarabunPSK" w:eastAsia="Calibri" w:hAnsi="TH SarabunPSK" w:cs="TH SarabunPSK"/>
+                <w:sz w:val="32"/>
+                <w:szCs w:val="32"/>
+                <w:cs/>
+              </w:rPr>
+              <w:t>1</w:t>
+            </w:r>
+            <w:r>
+              <w:rPr>
+                <w:rFonts w:ascii="TH SarabunPSK" w:eastAsia="Calibri" w:hAnsi="TH SarabunPSK" w:cs="TH SarabunPSK" w:hint="cs"/>
+                <w:sz w:val="32"/>
+                <w:szCs w:val="32"/>
+                <w:cs/>
+              </w:rPr>
+              <w:t>06</w:t>
             </w:r>
           </w:p>
         </w:tc>
@@ -3165,19 +3201,28 @@
               </w:tabs>
               <w:jc w:val="right"/>
               <w:rPr>
-                <w:rFonts w:ascii="TH SarabunPSK" w:eastAsia="Calibri" w:hAnsi="TH SarabunPSK" w:cs="TH SarabunPSK"/>
-                <w:sz w:val="32"/>
-                <w:szCs w:val="32"/>
-              </w:rPr>
-            </w:pPr>
-            <w:r>
-              <w:rPr>
-                <w:rFonts w:ascii="TH SarabunPSK" w:eastAsia="Calibri" w:hAnsi="TH SarabunPSK" w:cs="TH SarabunPSK"/>
-                <w:sz w:val="32"/>
-                <w:szCs w:val="32"/>
-                <w:cs/>
-              </w:rPr>
-              <w:t>114</w:t>
+                <w:rFonts w:ascii="TH SarabunPSK" w:eastAsia="Calibri" w:hAnsi="TH SarabunPSK" w:cs="TH SarabunPSK" w:hint="cs"/>
+                <w:sz w:val="32"/>
+                <w:szCs w:val="32"/>
+              </w:rPr>
+            </w:pPr>
+            <w:r>
+              <w:rPr>
+                <w:rFonts w:ascii="TH SarabunPSK" w:eastAsia="Calibri" w:hAnsi="TH SarabunPSK" w:cs="TH SarabunPSK"/>
+                <w:sz w:val="32"/>
+                <w:szCs w:val="32"/>
+                <w:cs/>
+              </w:rPr>
+              <w:t>1</w:t>
+            </w:r>
+            <w:r>
+              <w:rPr>
+                <w:rFonts w:ascii="TH SarabunPSK" w:eastAsia="Calibri" w:hAnsi="TH SarabunPSK" w:cs="TH SarabunPSK" w:hint="cs"/>
+                <w:sz w:val="32"/>
+                <w:szCs w:val="32"/>
+                <w:cs/>
+              </w:rPr>
+              <w:t>06</w:t>
             </w:r>
           </w:p>
         </w:tc>
@@ -3249,19 +3294,28 @@
               </w:tabs>
               <w:jc w:val="right"/>
               <w:rPr>
-                <w:rFonts w:ascii="TH SarabunPSK" w:eastAsia="Calibri" w:hAnsi="TH SarabunPSK" w:cs="TH SarabunPSK"/>
-                <w:sz w:val="32"/>
-                <w:szCs w:val="32"/>
-              </w:rPr>
-            </w:pPr>
-            <w:r>
-              <w:rPr>
-                <w:rFonts w:ascii="TH SarabunPSK" w:eastAsia="Calibri" w:hAnsi="TH SarabunPSK" w:cs="TH SarabunPSK"/>
-                <w:sz w:val="32"/>
-                <w:szCs w:val="32"/>
-                <w:cs/>
-              </w:rPr>
-              <w:t>116</w:t>
+                <w:rFonts w:ascii="TH SarabunPSK" w:eastAsia="Calibri" w:hAnsi="TH SarabunPSK" w:cs="TH SarabunPSK" w:hint="cs"/>
+                <w:sz w:val="32"/>
+                <w:szCs w:val="32"/>
+              </w:rPr>
+            </w:pPr>
+            <w:r>
+              <w:rPr>
+                <w:rFonts w:ascii="TH SarabunPSK" w:eastAsia="Calibri" w:hAnsi="TH SarabunPSK" w:cs="TH SarabunPSK"/>
+                <w:sz w:val="32"/>
+                <w:szCs w:val="32"/>
+                <w:cs/>
+              </w:rPr>
+              <w:t>1</w:t>
+            </w:r>
+            <w:r>
+              <w:rPr>
+                <w:rFonts w:ascii="TH SarabunPSK" w:eastAsia="Calibri" w:hAnsi="TH SarabunPSK" w:cs="TH SarabunPSK" w:hint="cs"/>
+                <w:sz w:val="32"/>
+                <w:szCs w:val="32"/>
+                <w:cs/>
+              </w:rPr>
+              <w:t>08</w:t>
             </w:r>
           </w:p>
         </w:tc>
@@ -3333,19 +3387,28 @@
               </w:tabs>
               <w:jc w:val="right"/>
               <w:rPr>
-                <w:rFonts w:ascii="TH SarabunPSK" w:eastAsia="Calibri" w:hAnsi="TH SarabunPSK" w:cs="TH SarabunPSK"/>
-                <w:sz w:val="32"/>
-                <w:szCs w:val="32"/>
-              </w:rPr>
-            </w:pPr>
-            <w:r>
-              <w:rPr>
-                <w:rFonts w:ascii="TH SarabunPSK" w:eastAsia="Calibri" w:hAnsi="TH SarabunPSK" w:cs="TH SarabunPSK"/>
-                <w:sz w:val="32"/>
-                <w:szCs w:val="32"/>
-                <w:cs/>
-              </w:rPr>
-              <w:t>116</w:t>
+                <w:rFonts w:ascii="TH SarabunPSK" w:eastAsia="Calibri" w:hAnsi="TH SarabunPSK" w:cs="TH SarabunPSK" w:hint="cs"/>
+                <w:sz w:val="32"/>
+                <w:szCs w:val="32"/>
+              </w:rPr>
+            </w:pPr>
+            <w:r>
+              <w:rPr>
+                <w:rFonts w:ascii="TH SarabunPSK" w:eastAsia="Calibri" w:hAnsi="TH SarabunPSK" w:cs="TH SarabunPSK"/>
+                <w:sz w:val="32"/>
+                <w:szCs w:val="32"/>
+                <w:cs/>
+              </w:rPr>
+              <w:t>1</w:t>
+            </w:r>
+            <w:r>
+              <w:rPr>
+                <w:rFonts w:ascii="TH SarabunPSK" w:eastAsia="Calibri" w:hAnsi="TH SarabunPSK" w:cs="TH SarabunPSK" w:hint="cs"/>
+                <w:sz w:val="32"/>
+                <w:szCs w:val="32"/>
+                <w:cs/>
+              </w:rPr>
+              <w:t>08</w:t>
             </w:r>
           </w:p>
         </w:tc>
@@ -3390,19 +3453,28 @@
               </w:tabs>
               <w:jc w:val="right"/>
               <w:rPr>
-                <w:rFonts w:ascii="TH SarabunPSK" w:eastAsia="Calibri" w:hAnsi="TH SarabunPSK" w:cs="TH SarabunPSK"/>
-                <w:sz w:val="32"/>
-                <w:szCs w:val="32"/>
-              </w:rPr>
-            </w:pPr>
-            <w:r>
-              <w:rPr>
-                <w:rFonts w:ascii="TH SarabunPSK" w:eastAsia="Calibri" w:hAnsi="TH SarabunPSK" w:cs="TH SarabunPSK"/>
-                <w:sz w:val="32"/>
-                <w:szCs w:val="32"/>
-                <w:cs/>
-              </w:rPr>
-              <w:t>118</w:t>
+                <w:rFonts w:ascii="TH SarabunPSK" w:eastAsia="Calibri" w:hAnsi="TH SarabunPSK" w:cs="TH SarabunPSK" w:hint="cs"/>
+                <w:sz w:val="32"/>
+                <w:szCs w:val="32"/>
+              </w:rPr>
+            </w:pPr>
+            <w:r>
+              <w:rPr>
+                <w:rFonts w:ascii="TH SarabunPSK" w:eastAsia="Calibri" w:hAnsi="TH SarabunPSK" w:cs="TH SarabunPSK"/>
+                <w:sz w:val="32"/>
+                <w:szCs w:val="32"/>
+                <w:cs/>
+              </w:rPr>
+              <w:t>1</w:t>
+            </w:r>
+            <w:r>
+              <w:rPr>
+                <w:rFonts w:ascii="TH SarabunPSK" w:eastAsia="Calibri" w:hAnsi="TH SarabunPSK" w:cs="TH SarabunPSK" w:hint="cs"/>
+                <w:sz w:val="32"/>
+                <w:szCs w:val="32"/>
+                <w:cs/>
+              </w:rPr>
+              <w:t>10</w:t>
             </w:r>
           </w:p>
         </w:tc>
@@ -3447,19 +3519,28 @@
               </w:tabs>
               <w:jc w:val="right"/>
               <w:rPr>
-                <w:rFonts w:ascii="TH SarabunPSK" w:eastAsia="Calibri" w:hAnsi="TH SarabunPSK" w:cs="TH SarabunPSK"/>
-                <w:sz w:val="32"/>
-                <w:szCs w:val="32"/>
-              </w:rPr>
-            </w:pPr>
-            <w:r>
-              <w:rPr>
-                <w:rFonts w:ascii="TH SarabunPSK" w:eastAsia="Calibri" w:hAnsi="TH SarabunPSK" w:cs="TH SarabunPSK"/>
-                <w:sz w:val="32"/>
-                <w:szCs w:val="32"/>
-                <w:cs/>
-              </w:rPr>
-              <w:t>121</w:t>
+                <w:rFonts w:ascii="TH SarabunPSK" w:eastAsia="Calibri" w:hAnsi="TH SarabunPSK" w:cs="TH SarabunPSK" w:hint="cs"/>
+                <w:sz w:val="32"/>
+                <w:szCs w:val="32"/>
+              </w:rPr>
+            </w:pPr>
+            <w:r>
+              <w:rPr>
+                <w:rFonts w:ascii="TH SarabunPSK" w:eastAsia="Calibri" w:hAnsi="TH SarabunPSK" w:cs="TH SarabunPSK"/>
+                <w:sz w:val="32"/>
+                <w:szCs w:val="32"/>
+                <w:cs/>
+              </w:rPr>
+              <w:t>1</w:t>
+            </w:r>
+            <w:r>
+              <w:rPr>
+                <w:rFonts w:ascii="TH SarabunPSK" w:eastAsia="Calibri" w:hAnsi="TH SarabunPSK" w:cs="TH SarabunPSK" w:hint="cs"/>
+                <w:sz w:val="32"/>
+                <w:szCs w:val="32"/>
+                <w:cs/>
+              </w:rPr>
+              <w:t>13</w:t>
             </w:r>
           </w:p>
         </w:tc>
@@ -3559,12 +3640,12 @@
             </w:r>
             <w:r>
               <w:rPr>
-                <w:rFonts w:ascii="TH SarabunPSK" w:eastAsia="Calibri" w:hAnsi="TH SarabunPSK" w:cs="TH SarabunPSK"/>
-                <w:sz w:val="32"/>
-                <w:szCs w:val="32"/>
-                <w:cs/>
-              </w:rPr>
-              <w:t>23</w:t>
+                <w:rFonts w:ascii="TH SarabunPSK" w:eastAsia="Calibri" w:hAnsi="TH SarabunPSK" w:cs="TH SarabunPSK" w:hint="cs"/>
+                <w:sz w:val="32"/>
+                <w:szCs w:val="32"/>
+                <w:cs/>
+              </w:rPr>
+              <w:t>15</w:t>
             </w:r>
           </w:p>
         </w:tc>
@@ -3673,12 +3754,12 @@
             </w:pPr>
             <w:r>
               <w:rPr>
-                <w:rFonts w:ascii="TH SarabunPSK" w:eastAsia="Calibri" w:hAnsi="TH SarabunPSK" w:cs="TH SarabunPSK"/>
-                <w:sz w:val="32"/>
-                <w:szCs w:val="32"/>
-                <w:cs/>
-              </w:rPr>
-              <w:t>133</w:t>
+                <w:rFonts w:ascii="TH SarabunPSK" w:eastAsia="Calibri" w:hAnsi="TH SarabunPSK" w:cs="TH SarabunPSK" w:hint="cs"/>
+                <w:sz w:val="32"/>
+                <w:szCs w:val="32"/>
+                <w:cs/>
+              </w:rPr>
+              <w:t>125</w:t>
             </w:r>
           </w:p>
         </w:tc>
@@ -3730,21 +3811,12 @@
             </w:pPr>
             <w:r>
               <w:rPr>
-                <w:rFonts w:ascii="TH SarabunPSK" w:eastAsia="Calibri" w:hAnsi="TH SarabunPSK" w:cs="TH SarabunPSK"/>
-                <w:sz w:val="32"/>
-                <w:szCs w:val="32"/>
-                <w:cs/>
-              </w:rPr>
-              <w:t>1</w:t>
-            </w:r>
-            <w:r>
-              <w:rPr>
-                <w:rFonts w:ascii="TH SarabunPSK" w:eastAsia="Calibri" w:hAnsi="TH SarabunPSK" w:cs="TH SarabunPSK"/>
-                <w:sz w:val="32"/>
-                <w:szCs w:val="32"/>
-                <w:cs/>
-              </w:rPr>
-              <w:t>70</w:t>
+                <w:rFonts w:ascii="TH SarabunPSK" w:eastAsia="Calibri" w:hAnsi="TH SarabunPSK" w:cs="TH SarabunPSK" w:hint="cs"/>
+                <w:sz w:val="32"/>
+                <w:szCs w:val="32"/>
+                <w:cs/>
+              </w:rPr>
+              <w:t>162</w:t>
             </w:r>
           </w:p>
         </w:tc>

--- a/05 สารบัญ ใหม่.docx
+++ b/05 สารบัญ ใหม่.docx
@@ -2343,7 +2343,7 @@
               </w:tabs>
               <w:jc w:val="right"/>
               <w:rPr>
-                <w:rFonts w:ascii="TH SarabunPSK" w:eastAsia="Calibri" w:hAnsi="TH SarabunPSK" w:cs="TH SarabunPSK" w:hint="cs"/>
+                <w:rFonts w:ascii="TH SarabunPSK" w:eastAsia="Calibri" w:hAnsi="TH SarabunPSK" w:cs="TH SarabunPSK"/>
                 <w:sz w:val="32"/>
                 <w:szCs w:val="32"/>
               </w:rPr>
@@ -2707,7 +2707,7 @@
               </w:tabs>
               <w:jc w:val="right"/>
               <w:rPr>
-                <w:rFonts w:ascii="TH SarabunPSK" w:eastAsia="Calibri" w:hAnsi="TH SarabunPSK" w:cs="TH SarabunPSK" w:hint="cs"/>
+                <w:rFonts w:ascii="TH SarabunPSK" w:eastAsia="Calibri" w:hAnsi="TH SarabunPSK" w:cs="TH SarabunPSK"/>
                 <w:sz w:val="32"/>
                 <w:szCs w:val="32"/>
               </w:rPr>
@@ -2782,7 +2782,7 @@
               </w:tabs>
               <w:jc w:val="right"/>
               <w:rPr>
-                <w:rFonts w:ascii="TH SarabunPSK" w:eastAsia="Calibri" w:hAnsi="TH SarabunPSK" w:cs="TH SarabunPSK" w:hint="cs"/>
+                <w:rFonts w:ascii="TH SarabunPSK" w:eastAsia="Calibri" w:hAnsi="TH SarabunPSK" w:cs="TH SarabunPSK"/>
                 <w:sz w:val="32"/>
                 <w:szCs w:val="32"/>
               </w:rPr>
@@ -2857,7 +2857,7 @@
               </w:tabs>
               <w:jc w:val="right"/>
               <w:rPr>
-                <w:rFonts w:ascii="TH SarabunPSK" w:eastAsia="Calibri" w:hAnsi="TH SarabunPSK" w:cs="TH SarabunPSK" w:hint="cs"/>
+                <w:rFonts w:ascii="TH SarabunPSK" w:eastAsia="Calibri" w:hAnsi="TH SarabunPSK" w:cs="TH SarabunPSK"/>
                 <w:sz w:val="32"/>
                 <w:szCs w:val="32"/>
               </w:rPr>
@@ -3024,7 +3024,7 @@
               </w:tabs>
               <w:jc w:val="right"/>
               <w:rPr>
-                <w:rFonts w:ascii="TH SarabunPSK" w:eastAsia="Calibri" w:hAnsi="TH SarabunPSK" w:cs="TH SarabunPSK" w:hint="cs"/>
+                <w:rFonts w:ascii="TH SarabunPSK" w:eastAsia="Calibri" w:hAnsi="TH SarabunPSK" w:cs="TH SarabunPSK"/>
                 <w:sz w:val="32"/>
                 <w:szCs w:val="32"/>
               </w:rPr>
@@ -3117,7 +3117,7 @@
               </w:tabs>
               <w:jc w:val="right"/>
               <w:rPr>
-                <w:rFonts w:ascii="TH SarabunPSK" w:eastAsia="Calibri" w:hAnsi="TH SarabunPSK" w:cs="TH SarabunPSK" w:hint="cs"/>
+                <w:rFonts w:ascii="TH SarabunPSK" w:eastAsia="Calibri" w:hAnsi="TH SarabunPSK" w:cs="TH SarabunPSK"/>
                 <w:sz w:val="32"/>
                 <w:szCs w:val="32"/>
               </w:rPr>
@@ -3201,7 +3201,7 @@
               </w:tabs>
               <w:jc w:val="right"/>
               <w:rPr>
-                <w:rFonts w:ascii="TH SarabunPSK" w:eastAsia="Calibri" w:hAnsi="TH SarabunPSK" w:cs="TH SarabunPSK" w:hint="cs"/>
+                <w:rFonts w:ascii="TH SarabunPSK" w:eastAsia="Calibri" w:hAnsi="TH SarabunPSK" w:cs="TH SarabunPSK"/>
                 <w:sz w:val="32"/>
                 <w:szCs w:val="32"/>
               </w:rPr>
@@ -3294,7 +3294,7 @@
               </w:tabs>
               <w:jc w:val="right"/>
               <w:rPr>
-                <w:rFonts w:ascii="TH SarabunPSK" w:eastAsia="Calibri" w:hAnsi="TH SarabunPSK" w:cs="TH SarabunPSK" w:hint="cs"/>
+                <w:rFonts w:ascii="TH SarabunPSK" w:eastAsia="Calibri" w:hAnsi="TH SarabunPSK" w:cs="TH SarabunPSK"/>
                 <w:sz w:val="32"/>
                 <w:szCs w:val="32"/>
               </w:rPr>
@@ -3387,7 +3387,7 @@
               </w:tabs>
               <w:jc w:val="right"/>
               <w:rPr>
-                <w:rFonts w:ascii="TH SarabunPSK" w:eastAsia="Calibri" w:hAnsi="TH SarabunPSK" w:cs="TH SarabunPSK" w:hint="cs"/>
+                <w:rFonts w:ascii="TH SarabunPSK" w:eastAsia="Calibri" w:hAnsi="TH SarabunPSK" w:cs="TH SarabunPSK"/>
                 <w:sz w:val="32"/>
                 <w:szCs w:val="32"/>
               </w:rPr>
@@ -3453,7 +3453,7 @@
               </w:tabs>
               <w:jc w:val="right"/>
               <w:rPr>
-                <w:rFonts w:ascii="TH SarabunPSK" w:eastAsia="Calibri" w:hAnsi="TH SarabunPSK" w:cs="TH SarabunPSK" w:hint="cs"/>
+                <w:rFonts w:ascii="TH SarabunPSK" w:eastAsia="Calibri" w:hAnsi="TH SarabunPSK" w:cs="TH SarabunPSK"/>
                 <w:sz w:val="32"/>
                 <w:szCs w:val="32"/>
               </w:rPr>
@@ -3519,7 +3519,7 @@
               </w:tabs>
               <w:jc w:val="right"/>
               <w:rPr>
-                <w:rFonts w:ascii="TH SarabunPSK" w:eastAsia="Calibri" w:hAnsi="TH SarabunPSK" w:cs="TH SarabunPSK" w:hint="cs"/>
+                <w:rFonts w:ascii="TH SarabunPSK" w:eastAsia="Calibri" w:hAnsi="TH SarabunPSK" w:cs="TH SarabunPSK"/>
                 <w:sz w:val="32"/>
                 <w:szCs w:val="32"/>
               </w:rPr>
@@ -3816,7 +3816,15 @@
                 <w:szCs w:val="32"/>
                 <w:cs/>
               </w:rPr>
-              <w:t>162</w:t>
+              <w:t>16</w:t>
+            </w:r>
+            <w:r>
+              <w:rPr>
+                <w:rFonts w:ascii="TH SarabunPSK" w:eastAsia="Calibri" w:hAnsi="TH SarabunPSK" w:cs="TH SarabunPSK"/>
+                <w:sz w:val="32"/>
+                <w:szCs w:val="32"/>
+              </w:rPr>
+              <w:t>3</w:t>
             </w:r>
           </w:p>
         </w:tc>
